--- a/test-files/hello.docx
+++ b/test-files/hello.docx
@@ -21,4 +21,28 @@
     </w:sectPr>
   </w:body>
 </w:document>
+</file>
+
+<file path=word/styles.xml><?xml version="1.0" encoding="utf-8"?>
+<w:styles xmlns:w="http://schemas.openxmlformats.org/wordprocessingml/2006/main">
+  <w:docDefaults>
+    <w:rPrDefault>
+      <w:rPr>
+        <w:rFonts w:ascii="Calibri" w:hAnsi="Calibri" w:eastAsia="Calibri" w:cs="Calibri"/>
+        <w:sz w:val="22"/>
+        <w:szCs w:val="22"/>
+        <w:lang w:val="de-DE" w:eastAsia="en-US" w:bidi="ar-SA"/>
+      </w:rPr>
+    </w:rPrDefault>
+    <w:pPrDefault>
+      <w:pPr>
+        <w:spacing w:after="160" w:line="259" w:lineRule="auto"/>
+      </w:pPr>
+    </w:pPrDefault>
+  </w:docDefaults>
+  <w:style w:type="paragraph" w:default="1" w:styleId="Standard">
+    <w:name w:val="Normal"/>
+    <w:qFormat/>
+  </w:style>
+</w:styles>
 </file>
--- a/test-files/hello.docx
+++ b/test-files/hello.docx
@@ -4,7 +4,7 @@
   <w:body>
     <w:p>
       <w:r>
-        <w:t xml:space="preserve">Hallo Stapel</w:t>
+        <w:t xml:space="preserve">Hallo Schreibzeug</w:t>
       </w:r>
     </w:p>
     <w:p>
